--- a/deliverables/hyosung-itx-slogan-proposal-materials-request.docx
+++ b/deliverables/hyosung-itx-slogan-proposal-materials-request.docx
@@ -9126,6 +9126,7 @@
     <w:qFormat/>
     <w:pPr>
       <w:spacing w:after="120" w:before="240"/>
+      <w:outlineLvl w:val="0"/>
     </w:pPr>
     <w:rPr>
       <w:rFonts w:ascii="Arial" w:cs="Arial" w:eastAsia="Arial" w:hAnsi="Arial"/>
@@ -9143,6 +9144,7 @@
     <w:qFormat/>
     <w:pPr>
       <w:spacing w:after="100" w:before="180"/>
+      <w:outlineLvl w:val="1"/>
     </w:pPr>
     <w:rPr>
       <w:rFonts w:ascii="Arial" w:cs="Arial" w:eastAsia="Arial" w:hAnsi="Arial"/>
